--- a/Практика/ПР5 Спортивный клуб Оспанов, Ташлыков.docx
+++ b/Практика/ПР5 Спортивный клуб Оспанов, Ташлыков.docx
@@ -910,6 +910,19 @@
                 <w:lang w:val="ru-RU"/>
               </w:rPr>
               <w:t>Ташлыков Д.</w:t>
+            </w:r>
+            <w:r>
+              <w:rPr>
+                <w:rFonts w:ascii="Times New Roman" w:hAnsi="Times New Roman" w:eastAsia="Times New Roman" w:cs="Times New Roman"/>
+                <w:b w:val="0"/>
+                <w:bCs w:val="0"/>
+                <w:i w:val="0"/>
+                <w:iCs w:val="0"/>
+                <w:sz w:val="28"/>
+                <w:szCs w:val="28"/>
+                <w:lang w:val="ru-RU"/>
+              </w:rPr>
+              <w:t>Н.</w:t>
             </w:r>
           </w:p>
           <w:p>
